--- a/manuscript/response_letter_2026-09-08.docx
+++ b/manuscript/response_letter_2026-09-08.docx
@@ -796,7 +796,7 @@
           <w:b/>
           <w:color w:val="1F4E9E"/>
         </w:rPr>
-        <w:t xml:space="preserve">Remarque A.1</w:t>
+        <w:t xml:space="preserve">Proposition A.1</w:t>
       </w:r>
       <w:r>
         <w:rPr>
@@ -1564,7 +1564,7 @@
         <w:pStyle w:val="BodyText"/>
       </w:pPr>
       <w:r>
-        <w:t xml:space="preserve">The first is derivation. Every prediction the paper tests is derived from the model equations at the point where it is used, in the Results, with the heavier proofs collected in a single Appendix. That is what replaces the verbal and cartoon arguments the comment objects to: the claims are no longer stated in words and then adjudicated by an ANOVA, they follow from the architecture, and the ANOVAs test them. Three examples. Because the drift of the second accumulation is the same in every condition (Equation 8), coherence and duration can act on response time only through the level maintained at the end of the first stage. Because that level is capped at the internal threshold (Equation 4), the coherence effect on response time is larger after a short stimulus than after a long one. And because temporal preparation is anchored to stimulus offset while the response signal follows it at a fixed interval, stimulus duration cancels from the ramp: it contributes the same amount in all six coherence × duration cells, so no behavioral effect whatever can separate the two models.</w:t>
+        <w:t xml:space="preserve">The first is derivation. Every prediction the paper tests is derived from the model equations at the point where it is used, in the Results, with the heavier proofs collected in a single Appendix. That is what replaces the verbal and cartoon arguments the comment objects to: the claims are no longer stated in words and then adjudicated by an ANOVA, they follow from the architecture, and the ANOVAs test them. Three examples. Because the drift of the second accumulation is the same in every condition (Equation 9), coherence and duration can act on response time only through the level maintained at the end of the first stage. Because that level is capped at the internal threshold (Equation 4), the coherence effect on response time is larger after a short stimulus than after a long one. And because temporal preparation is anchored to stimulus offset while the response signal follows it at a fixed interval, stimulus duration cancels from the ramp: it contributes the same amount in all six coherence × duration cells, so no behavioral effect whatever can separate the two models.</w:t>
       </w:r>
     </w:p>
     <w:p>
@@ -1628,7 +1628,7 @@
         <w:t xml:space="preserve"> </w:t>
       </w:r>
       <w:r>
-        <w:t xml:space="preserve">subsection of each window (the derivations, stated where they are used); Appendix, Remark A.1 to Remark A.6 (the proofs); Materials and Methods,</w:t>
+        <w:t xml:space="preserve">subsection of each window (the derivations, stated where they are used); Appendix, Proposition A.1 to Remark A.6 (the proofs); Materials and Methods,</w:t>
       </w:r>
       <w:r>
         <w:t xml:space="preserve"> </w:t>
@@ -1992,7 +1992,7 @@
         <w:pStyle w:val="BodyText"/>
       </w:pPr>
       <w:r>
-        <w:t xml:space="preserve">Structurally, adding a leak to the decision variable changes none of the derivations, since none of them uses leak-freeness. Three are worth spelling out. Discriminability at the end of a stimulus of length t is, under a leaky accumulator with leak γ, equal to (kc/σ)√(2/γ)·√(u/(2−u)) with u = 1 − e^(−γt); this increases in coherence, increases in duration through u, is exactly one half at c = 0 by symmetry, and reduces to kc√t/σ as γ → 0. So the accuracy predictions are leak-proof at any leak rate. The response-time predictions require only that the drift of the second accumulation be the same in every condition (Equation 8), so that coherence and duration act on response time through the maintained level alone, and that the maintained level be capped at the internal threshold (Equation 4); a leak alters the mapping from coherence to the maintained level but leaves both properties intact.</w:t>
+        <w:t xml:space="preserve">Structurally, adding a leak to the decision variable changes none of the derivations, since none of them uses leak-freeness. Three are worth spelling out. Discriminability at the end of a stimulus of length t is, under a leaky accumulator with leak γ, equal to (kc/σ)√(2/γ)·√(u/(2−u)) with u = 1 − e^(−γt); this increases in coherence, increases in duration through u, is exactly one half at c = 0 by symmetry, and reduces to kc√t/σ as γ → 0. So the accuracy predictions are leak-proof at any leak rate. The response-time predictions require only that the drift of the second accumulation be the same in every condition (Equation 9), so that coherence and duration act on response time through the maintained level alone, and that the maintained level be capped at the internal threshold (Equation 4); a leak alters the mapping from coherence to the maintained level but leaves both properties intact.</w:t>
       </w:r>
     </w:p>
     <w:p>
@@ -2128,7 +2128,7 @@
         <w:t xml:space="preserve"> </w:t>
       </w:r>
       <w:r>
-        <w:t xml:space="preserve">The reviewer is right that the response signal itself carries no directional evidence to resolve, but we intend the second phase as accumulation of the perceptual evidence that the signal is present and has been detected — a well-established construct in the one-choice/detection literature (e.g., Ratcliff &amp; Van Dongen, 2011; Smith, 1995), supported also by electroencephalographic signatures of accumulation under near-ceiling target detection (O’Connell et al., 2012), and distinct from the motion-discrimination accumulation of the first phase. The model uses exactly two properties of this stage: the drive is condition-independent (Equation 8), which places all condition effects on PMET into the starting point, and its increments are independent, which is what makes MET invariant across conditions. Nothing in the model depends on the signal carrying directional evidence, so the reviewer’s objection bears on the name we gave this stage, not on the mechanism itself, which would be unchanged under any label.</w:t>
+        <w:t xml:space="preserve">The reviewer is right that the response signal itself carries no directional evidence to resolve, but we intend the second phase as accumulation of the perceptual evidence that the signal is present and has been detected — a well-established construct in the one-choice/detection literature (e.g., Ratcliff &amp; Van Dongen, 2011; Smith, 1995), supported also by electroencephalographic signatures of accumulation under near-ceiling target detection (O’Connell et al., 2012), and distinct from the motion-discrimination accumulation of the first phase. The model uses exactly two properties of this stage: the drive is condition-independent (Equation 9), which places all condition effects on PMET into the starting point, and its increments are independent, which is what makes MET invariant across conditions. Nothing in the model depends on the signal carrying directional evidence, so the reviewer’s objection bears on the name we gave this stage, not on the mechanism itself, which would be unchanged under any label.</w:t>
       </w:r>
     </w:p>
     <w:p>

--- a/manuscript/response_letter_2026-09-08.docx
+++ b/manuscript/response_letter_2026-09-08.docx
@@ -756,7 +756,7 @@
         <w:rPr>
           <w:color w:val="1F4E9E"/>
         </w:rPr>
-        <w:t xml:space="preserve">maintenant dans l’article : Remarque A.5 de l’annexe le démontre structurellement, et un paragraphe des Résultats le résume.</w:t>
+        <w:t xml:space="preserve">maintenant dans l’article : Remarque A.6 de l’annexe le démontre structurellement, et un paragraphe des Résultats le résume.</w:t>
       </w:r>
     </w:p>
     <w:p>
@@ -771,7 +771,7 @@
           <w:b/>
           <w:color w:val="1F4E9E"/>
         </w:rPr>
-        <w:t xml:space="preserve">Figures et annexe.</w:t>
+        <w:t xml:space="preserve">Correction de la Figure 7 (8 septembre).</w:t>
       </w:r>
       <w:r>
         <w:rPr>
@@ -781,9 +781,92 @@
       </w:r>
       <w:r>
         <w:rPr>
+          <w:rStyle w:val="VerbatimChar"/>
           <w:color w:val="1F4E9E"/>
         </w:rPr>
-        <w:t xml:space="preserve">Sept figures principales : 1 dynamiques simulées, 2 design + essai unique, 3 comportement, 4 taux de PMA et EEG, 5 forme de la courbe de taux pendant le délai, 6 tailles d’effet (22 panneaux, groupés par fenêtre), 7 erreur de l’approximation stationnaire. L’annexe unique va de la</w:t>
+        <w:t xml:space="preserve">scripts/mkfig.py</w:t>
+      </w:r>
+      <w:r>
+        <w:rPr>
+          <w:color w:val="1F4E9E"/>
+        </w:rPr>
+        <w:t xml:space="preserve"> </w:t>
+      </w:r>
+      <w:r>
+        <w:rPr>
+          <w:color w:val="1F4E9E"/>
+        </w:rPr>
+        <w:t xml:space="preserve">fixait</w:t>
+      </w:r>
+      <w:r>
+        <w:rPr>
+          <w:color w:val="1F4E9E"/>
+        </w:rPr>
+        <w:t xml:space="preserve"> </w:t>
+      </w:r>
+      <m:oMath>
+        <m:sSub>
+          <m:e>
+            <m:r>
+              <m:t>σ</m:t>
+            </m:r>
+          </m:e>
+          <m:sub>
+            <m:r>
+              <m:t>ε</m:t>
+            </m:r>
+          </m:sub>
+        </m:sSub>
+        <m:r>
+          <m:t>=</m:t>
+        </m:r>
+        <m:r>
+          <m:t>1</m:t>
+        </m:r>
+      </m:oMath>
+      <w:r>
+        <w:rPr>
+          <w:color w:val="1F4E9E"/>
+        </w:rPr>
+        <w:t xml:space="preserve"> </w:t>
+      </w:r>
+      <w:r>
+        <w:rPr>
+          <w:color w:val="1F4E9E"/>
+        </w:rPr>
+        <w:t xml:space="preserve">au lieu d’utiliser le SD_ε de chaque tirage, ce qui gonflait</w:t>
+      </w:r>
+      <w:r>
+        <w:rPr>
+          <w:color w:val="1F4E9E"/>
+        </w:rPr>
+        <w:t xml:space="preserve"> </w:t>
+      </w:r>
+      <m:oMath>
+        <m:sSub>
+          <m:e>
+            <m:r>
+              <m:t>σ</m:t>
+            </m:r>
+          </m:e>
+          <m:sub>
+            <m:r>
+              <m:t>H</m:t>
+            </m:r>
+          </m:sub>
+        </m:sSub>
+      </m:oMath>
+      <w:r>
+        <w:rPr>
+          <w:color w:val="1F4E9E"/>
+        </w:rPr>
+        <w:t xml:space="preserve"> </w:t>
+      </w:r>
+      <w:r>
+        <w:rPr>
+          <w:color w:val="1F4E9E"/>
+        </w:rPr>
+        <w:t xml:space="preserve">d’un à deux ordres de grandeur, réduisait d’autant la distance standardisée à la porte, et sous-estimait l’erreur de l’approximation stationnaire de quatre ordres de grandeur. Corrigé : l’écart maximal sur la fenêtre est</w:t>
       </w:r>
       <w:r>
         <w:rPr>
@@ -796,7 +879,7 @@
           <w:b/>
           <w:color w:val="1F4E9E"/>
         </w:rPr>
-        <w:t xml:space="preserve">Proposition A.1</w:t>
+        <w:t xml:space="preserve">6,8 × 10⁻³ %</w:t>
       </w:r>
       <w:r>
         <w:rPr>
@@ -808,7 +891,7 @@
         <w:rPr>
           <w:color w:val="1F4E9E"/>
         </w:rPr>
-        <w:t xml:space="preserve">à la</w:t>
+        <w:t xml:space="preserve">(et non 1,4 × 10⁻³ %) sur les tirages admissibles, qui sont désormais les seuls tracés. La conclusion ne bouge pas — c’est toujours négligeable — mais la nouvelle</w:t>
       </w:r>
       <w:r>
         <w:rPr>
@@ -821,7 +904,7 @@
           <w:b/>
           <w:color w:val="1F4E9E"/>
         </w:rPr>
-        <w:t xml:space="preserve">Remarque A.6</w:t>
+        <w:t xml:space="preserve">Corollaire A.2</w:t>
       </w:r>
       <w:r>
         <w:rPr>
@@ -833,7 +916,84 @@
         <w:rPr>
           <w:color w:val="1F4E9E"/>
         </w:rPr>
-        <w:t xml:space="preserve">(A.1 régime stationnaire, A.2 platitude sous Model 1, A.3 rampe et parabole sous Model 2, A.4 effet de durée en fenêtre stimulus, A.5 fuite, A.6 portée des approximations). Les tables supplémentaires sont S1 (comportement), S2 (taux de PMA), S3 (LRP), S4 (MBL), S5 (MBL, moitiés du stimulus).</w:t>
+        <w:t xml:space="preserve">dit pourquoi il fallait le calculer : l’erreur sur les moments est amplifiée par le carré de la distance standardisée à la porte, parce que celle-ci entre dans le taux par une gaussienne. Sur la boîte entière (tirages non admissibles compris) l’écart atteint le pour cent.</w:t>
+      </w:r>
+    </w:p>
+    <w:p>
+      <w:pPr>
+        <w:numPr>
+          <w:ilvl w:val="0"/>
+          <w:numId w:val="1002"/>
+        </w:numPr>
+      </w:pPr>
+      <w:r>
+        <w:rPr>
+          <w:b/>
+          <w:color w:val="1F4E9E"/>
+        </w:rPr>
+        <w:t xml:space="preserve">Figures et annexe.</w:t>
+      </w:r>
+      <w:r>
+        <w:rPr>
+          <w:color w:val="1F4E9E"/>
+        </w:rPr>
+        <w:t xml:space="preserve"> </w:t>
+      </w:r>
+      <w:r>
+        <w:rPr>
+          <w:color w:val="1F4E9E"/>
+        </w:rPr>
+        <w:t xml:space="preserve">Sept figures principales : 1 dynamiques simulées, 2 design + essai unique, 3 comportement, 4 taux de PMA et EEG, 5 forme de la courbe de taux pendant le délai, 6 tailles d’effet (22 panneaux, groupés par fenêtre), 7 erreur de l’approximation stationnaire. L’annexe unique va de la</w:t>
+      </w:r>
+      <w:r>
+        <w:rPr>
+          <w:color w:val="1F4E9E"/>
+        </w:rPr>
+        <w:t xml:space="preserve"> </w:t>
+      </w:r>
+      <w:r>
+        <w:rPr>
+          <w:b/>
+          <w:color w:val="1F4E9E"/>
+        </w:rPr>
+        <w:t xml:space="preserve">Proposition A.1</w:t>
+      </w:r>
+      <w:r>
+        <w:rPr>
+          <w:color w:val="1F4E9E"/>
+        </w:rPr>
+        <w:t xml:space="preserve"> </w:t>
+      </w:r>
+      <w:r>
+        <w:rPr>
+          <w:color w:val="1F4E9E"/>
+        </w:rPr>
+        <w:t xml:space="preserve">à la</w:t>
+      </w:r>
+      <w:r>
+        <w:rPr>
+          <w:color w:val="1F4E9E"/>
+        </w:rPr>
+        <w:t xml:space="preserve"> </w:t>
+      </w:r>
+      <w:r>
+        <w:rPr>
+          <w:b/>
+          <w:color w:val="1F4E9E"/>
+        </w:rPr>
+        <w:t xml:space="preserve">Remarque A.7</w:t>
+      </w:r>
+      <w:r>
+        <w:rPr>
+          <w:color w:val="1F4E9E"/>
+        </w:rPr>
+        <w:t xml:space="preserve"> </w:t>
+      </w:r>
+      <w:r>
+        <w:rPr>
+          <w:color w:val="1F4E9E"/>
+        </w:rPr>
+        <w:t xml:space="preserve">(A.1 régime stationnaire, A.2 erreur de l’approximation stationnaire sur le taux, A.3 platitude sous Model 1, A.4 rampe et parabole sous Model 2, A.5 effet de durée en fenêtre stimulus, A.6 fuite, A.7 portée des approximations). Les tables supplémentaires sont S1 (comportement), S2 (taux de PMA), S3 (LRP), S4 (MBL), S5 (MBL, moitiés du stimulus).</w:t>
       </w:r>
     </w:p>
     <w:p>
@@ -940,7 +1100,7 @@
         <w:pStyle w:val="BodyText"/>
       </w:pPr>
       <w:r>
-        <w:t xml:space="preserve">For the partial-activation rate, the contrasts are taken on the rate itself and not on its logarithm, and this deserves a word, since the theory is naturally written on the logarithm — where the delay-period prediction is exactly a downward parabola of constant curvature (Appendix, Corollary A.3). The logarithm is undefined wherever a cell contains no activation, which is the case in 6% of the participant × condition × bin cells of the delay period, 30% of those of the stimulus period and 55% of those of the response-signal period; deleting or offsetting those cells would change the estimand by an amount that depends on the rate, which is the quantity under test. Nothing is lost by working on the rate: dividing its linear and quadratic contrasts by its level returns the relative slope and relative curvature that contrasts on the logarithm estimate, and the Results use exactly those two ratios to recover the two quantities of the delay-period theory without fitting anything (see C1.8).</w:t>
+        <w:t xml:space="preserve">For the partial-activation rate, the contrasts are taken on the rate itself and not on its logarithm, and this deserves a word, since the theory is naturally written on the logarithm — where the delay-period prediction is exactly a downward parabola of constant curvature (Appendix, Corollary A.4). The logarithm is undefined wherever a cell contains no activation, which is the case in 6% of the participant × condition × bin cells of the delay period, 30% of those of the stimulus period and 55% of those of the response-signal period; deleting or offsetting those cells would change the estimand by an amount that depends on the rate, which is the quantity under test. Nothing is lost by working on the rate: dividing its linear and quadratic contrasts by its level returns the relative slope and relative curvature that contrasts on the logarithm estimate, and the Results use exactly those two ratios to recover the two quantities of the delay-period theory without fitting anything (see C1.8).</w:t>
       </w:r>
     </w:p>
     <w:p>
@@ -1580,7 +1740,7 @@
         <w:pStyle w:val="BodyText"/>
       </w:pPr>
       <w:r>
-        <w:t xml:space="preserve">The result is that behavior does not separate the two models and the muscle does. Every behavioral effect falls inside both models’ ranges, and the two ranges are barely distinguishable from one another — the expected consequence of the derivation above. The delay period separates them, and not by a matter of degree. Because the maintenance fluctuation starts at its stationary amplitude, Model 1’s delay-period rate is exactly constant in time: every linear and quadratic contrast of it across the window is zero, at every value of the mean-reversion rate, of the filter gain and of the maintained level (Appendix, Corollary A.2). Over the whole sampled parameter domain the largest departure from flatness the closed-form rate returns is 3 × 10⁻¹¹ s⁻², against an observed linear trend of +0.560 s⁻². The simulations agree: over Model 1’s 160 admissible draws the trend has a median of −0.007 s⁻², a 5th-to-95th-percentile range of −0.058 to +0.004, and a largest value of +0.007 — a seventy-fifth of the observation, and itself Monte-Carlo noise, since the Monte-Carlo standard deviation of one draw’s trend is 0.0035 s⁻² and re-simulating the seven most promising draws at ten times the trial count leaves the largest at +0.0007 s⁻². Model 2’s median is +0.054, its 5th-to-95th-percentile range −0.017 to +0.418, and the observation falls at the 96th percentile of that distribution. Seventy-eight of Model 2’s 145 admissible draws produce all six condition trends significantly positive; none of Model 1’s 160 do, at any parameter setting, and none at any leak rate either (see C2.3).</w:t>
+        <w:t xml:space="preserve">The result is that behavior does not separate the two models and the muscle does. Every behavioral effect falls inside both models’ ranges, and the two ranges are barely distinguishable from one another — the expected consequence of the derivation above. The delay period separates them, and not by a matter of degree. Because the maintenance fluctuation starts at its stationary amplitude, Model 1’s delay-period rate is exactly constant in time: every linear and quadratic contrast of it across the window is zero, at every value of the mean-reversion rate, of the filter gain and of the maintained level (Appendix, Corollary A.3). Over the whole sampled parameter domain the largest departure from flatness the closed-form rate returns is 3 × 10⁻¹¹ s⁻², against an observed linear trend of +0.560 s⁻². The simulations agree: over Model 1’s 160 admissible draws the trend has a median of −0.007 s⁻², a 5th-to-95th-percentile range of −0.058 to +0.004, and a largest value of +0.007 — a seventy-fifth of the observation, and itself Monte-Carlo noise, since the Monte-Carlo standard deviation of one draw’s trend is 0.0035 s⁻² and re-simulating the seven most promising draws at ten times the trial count leaves the largest at +0.0007 s⁻². Model 2’s median is +0.054, its 5th-to-95th-percentile range −0.017 to +0.418, and the observation falls at the 96th percentile of that distribution. Seventy-eight of Model 2’s 145 admissible draws produce all six condition trends significantly positive; none of Model 1’s 160 do, at any parameter setting, and none at any leak rate either (see C2.3).</w:t>
       </w:r>
     </w:p>
     <w:p>
@@ -1628,7 +1788,7 @@
         <w:t xml:space="preserve"> </w:t>
       </w:r>
       <w:r>
-        <w:t xml:space="preserve">subsection of each window (the derivations, stated where they are used); Appendix, Proposition A.1 to Remark A.6 (the proofs); Materials and Methods,</w:t>
+        <w:t xml:space="preserve">subsection of each window (the derivations, stated where they are used); Appendix, Proposition A.1 to Remark A.7 (the proofs); Materials and Methods,</w:t>
       </w:r>
       <w:r>
         <w:t xml:space="preserve"> </w:t>
@@ -1807,7 +1967,7 @@
         <w:pStyle w:val="BodyText"/>
       </w:pPr>
       <w:r>
-        <w:t xml:space="preserve">The third is the delay-period trend, which is where the models are furthest apart: Model 1’s is exactly zero at every parameter setting (Corollary A.2), 78 of Model 2’s 145 admissible draws produce all six condition trends significantly positive, and 0 of Model 1’s 160 do. The curvature says the same thing a second time, on a statistic Model 1 also fixes at zero (see C1.8).</w:t>
+        <w:t xml:space="preserve">The third is the delay-period trend, which is where the models are furthest apart: Model 1’s is exactly zero at every parameter setting (Corollary A.3), 78 of Model 2’s 145 admissible draws produce all six condition trends significantly positive, and 0 of Model 1’s 160 do. The curvature says the same thing a second time, on a statistic Model 1 also fixes at zero (see C1.8).</w:t>
       </w:r>
     </w:p>
     <w:p>
@@ -1823,7 +1983,7 @@
         <w:pStyle w:val="BodyText"/>
       </w:pPr>
       <w:r>
-        <w:t xml:space="preserve">We have also tried to be exact about the scope of each derivation. Some results are exact (accuracy is exactly one half at zero coherence whatever the duration; the final response-locked bin is empty by definition; Model 1’s delay-period rate is exactly constant). The saturation result is conditional, and we state the condition. And the delay-period derivation itself is stated with the three idealizations that separate the computed rate from the measured one — merging of crossings closer together than 25 ms, absorption at the response criterion, and exclusion of the response-producing burst from the count — all three of which act in the same direction, so that what is derived bounds from above what either model can be measured to do on the trend (Appendix, Remark A.6). After the response signal the criterion becomes an absorbing barrier and the Gaussian structure the delay-period derivation relies on is destroyed, so that window is constrained through the two components of response time rather than through a closed-form rate; we say so rather than implying more.</w:t>
+        <w:t xml:space="preserve">We have also tried to be exact about the scope of each derivation. Some results are exact (accuracy is exactly one half at zero coherence whatever the duration; the final response-locked bin is empty by definition; Model 1’s delay-period rate is exactly constant). The saturation result is conditional, and we state the condition. And the delay-period derivation itself is stated with the three idealizations that separate the computed rate from the measured one — merging of crossings closer together than 25 ms, absorption at the response criterion, and exclusion of the response-producing burst from the count — all three of which act in the same direction, so that what is derived bounds from above what either model can be measured to do on the trend (Appendix, Remark A.7). After the response signal the criterion becomes an absorbing barrier and the Gaussian structure the delay-period derivation relies on is destroyed, so that window is constrained through the two components of response time rather than through a closed-form rate; we say so rather than implying more.</w:t>
       </w:r>
     </w:p>
     <w:p>
@@ -2000,7 +2160,7 @@
         <w:pStyle w:val="BodyText"/>
       </w:pPr>
       <w:r>
-        <w:t xml:space="preserve">The delay-period results are untouched for a third and stronger reason, which the manuscript now states as an appendix result of its own (Remark A.5). A leak acts only before maintenance begins. It changes the law of the accumulated evidence, hence the law of the threshold-crossing time and of the maintained level, and therefore the distribution across trials of the standardized distance from that level to the gate. It does not appear in the maintenance dynamics: from maintenance onset the input to the filter is the maintained level plus the Ornstein–Uhlenbeck fluctuation, and neither depends on how the accumulation arrived. The fluctuation, its moments and the crossing rate are therefore exactly as derived, at any leak rate. Corollary A.2 is thus invariant: under Model 1 the delay-period rate is constant in time on every trial and at every parameter setting, for every γ. A leak can move the level of that rate; it cannot give it a time dependence, and so it is not a route by which Model 1 could acquire a delay-period ramp.</w:t>
+        <w:t xml:space="preserve">The delay-period results are untouched for a third and stronger reason, which the manuscript now states as an appendix result of its own (Remark A.6). A leak acts only before maintenance begins. It changes the law of the accumulated evidence, hence the law of the threshold-crossing time and of the maintained level, and therefore the distribution across trials of the standardized distance from that level to the gate. It does not appear in the maintenance dynamics: from maintenance onset the input to the filter is the maintained level plus the Ornstein–Uhlenbeck fluctuation, and neither depends on how the accumulation arrived. The fluctuation, its moments and the crossing rate are therefore exactly as derived, at any leak rate. Corollary A.3 is thus invariant: under Model 1 the delay-period rate is constant in time on every trial and at every parameter setting, for every γ. A leak can move the level of that rate; it cannot give it a time dependence, and so it is not a route by which Model 1 could acquire a delay-period ramp.</w:t>
       </w:r>
     </w:p>
     <w:p>
@@ -2030,7 +2190,7 @@
         <w:t xml:space="preserve">Manuscript location</w:t>
       </w:r>
       <w:r>
-        <w:t xml:space="preserve">: Appendix, Remark A.5 (the structural argument, with the simulation result stated in one sentence); Results, Stimulus-offset-locked &gt; Simulation validation (the same, in the Results); Materials and Methods, Theory (Equations 1–8) and Results, the</w:t>
+        <w:t xml:space="preserve">: Appendix, Remark A.6 (the structural argument, with the simulation result stated in one sentence); Results, Stimulus-offset-locked &gt; Simulation validation (the same, in the Results); Materials and Methods, Theory (Equations 1–8) and Results, the</w:t>
       </w:r>
       <w:r>
         <w:t xml:space="preserve"> </w:t>

--- a/manuscript/response_letter_2026-09-08.docx
+++ b/manuscript/response_letter_2026-09-08.docx
@@ -438,7 +438,7 @@
           <w:b/>
           <w:color w:val="1F4E9E"/>
         </w:rPr>
-        <w:t xml:space="preserve">La courbure, et l’inversion qu’elle permet.</w:t>
+        <w:t xml:space="preserve">La courbure.</w:t>
       </w:r>
       <w:r>
         <w:rPr>
@@ -450,7 +450,34 @@
         <w:rPr>
           <w:color w:val="1F4E9E"/>
         </w:rPr>
-        <w:t xml:space="preserve">Le contraste quadratique est maintenant une prédiction à part entière : nulle sous Model 1, positive sous Model 2 dès que le niveau maintenu est à plus d’un écart-type de fluctuation de la porte. Observée à +0,210 s⁻³. Mieux : niveau, pente et courbure donnent deux équations à deux inconnues, d’où a = 1,38 [1,28 ; 1,50] et b = 0,57 [0,47 ; 0,68] s⁻¹ sans ajuster quoi que ce soit. La contrainte b² &gt; 0 pouvait échouer sur les données et ne le fait pas, dans les 10 000 rééchantillonnages. Ajouté à C1.8.</w:t>
+        <w:t xml:space="preserve">Le contraste quadratique est maintenant une prédiction à part entière : nulle sous Model 1, positive sous Model 2 dès que le niveau maintenu est à plus d’un écart-type de fluctuation de la porte. Observée à +0,210 s⁻³ (F(1,21) = 18,891), sans modulation par la cohérence ni par la durée. C’est un second test dans la même fenêtre, sur une statistique que Model 1 fixe elle aussi à zéro. Ajouté à C1.8.</w:t>
+      </w:r>
+    </w:p>
+    <w:p>
+      <w:pPr>
+        <w:numPr>
+          <w:ilvl w:val="0"/>
+          <w:numId w:val="1002"/>
+        </w:numPr>
+      </w:pPr>
+      <w:r>
+        <w:rPr>
+          <w:b/>
+          <w:color w:val="1F4E9E"/>
+        </w:rPr>
+        <w:t xml:space="preserve">L’inversion (a, b) est retirée.</w:t>
+      </w:r>
+      <w:r>
+        <w:rPr>
+          <w:color w:val="1F4E9E"/>
+        </w:rPr>
+        <w:t xml:space="preserve"> </w:t>
+      </w:r>
+      <w:r>
+        <w:rPr>
+          <w:color w:val="1F4E9E"/>
+        </w:rPr>
+        <w:t xml:space="preserve">Le passage des Résultats qui remontait de niveau/pente/courbure aux deux quantités de la théorie (a = 1,38, b = 0,57 s⁻¹) a été supprimé, ainsi que le paragraphe correspondant de la Discussion : joli, mais il compliquait le message sans le renforcer. La lettre ne le mentionne plus.</w:t>
       </w:r>
     </w:p>
     <w:p>
@@ -1756,14 +1783,6 @@
         <w:pStyle w:val="BodyText"/>
       </w:pPr>
       <w:r>
-        <w:t xml:space="preserve">Read the other way, the same three numbers turn the delay-period profile into parameter values without any fitting, which we think is the strongest form of the answer to this comment. Writing a for the standardized distance from the maintained level to the gate and b for the speed at which temporal preparation closes it, the theory gives ν̇/ν = b·a and ν̈/ν = b²(a² − 1): two equations in two unknowns. The observed level, trend and curvature (0.709 s⁻¹, +0.560 s⁻², +0.210 s⁻³) give a = 1.38 [1.28, 1.50] and b = 0.57 [0.47, 0.68] s⁻¹, the brackets being 95% percentile intervals from 10,000 bootstrap resamples over participants. Two things follow, and both are checks rather than descriptions. A solution exists only if b² = (ν̇/ν)² − ν̈/ν is positive, a constraint on the data that could have failed and does not, in any of the 10,000 resamples. And a &gt; 1 is exactly the condition under which the model predicts a positive curvature, so the sign of the observed curvature and the value of a are the same statement, and the estimate lands on the right side of 1 with its whole interval clear of it.</w:t>
-      </w:r>
-    </w:p>
-    <w:p>
-      <w:pPr>
-        <w:pStyle w:val="BodyText"/>
-      </w:pPr>
-      <w:r>
         <w:rPr>
           <w:i/>
         </w:rPr>
@@ -1821,7 +1840,7 @@
         <w:t xml:space="preserve"> </w:t>
       </w:r>
       <w:r>
-        <w:t xml:space="preserve">subsections, and Stimulus-offset-locked &gt; Empirical results &gt; The shape of the ramp (the inversion); Figures 5–7; Discussion, the two paragraphs on what the modeling does and does not establish.</w:t>
+        <w:t xml:space="preserve">subsections, Figures 5–7; Discussion, the two paragraphs on what the modeling does and does not establish.</w:t>
       </w:r>
     </w:p>
     <w:p>
